--- a/deliverables/deliverables-20260120-0030/IC_Memo_3_SolarBESS.docx
+++ b/deliverables/deliverables-20260120-0030/IC_Memo_3_SolarBESS.docx
@@ -3,28 +3,49 @@
 <w:document xmlns:wpc="http://schemas.microsoft.com/office/word/2010/wordprocessingCanvas" xmlns:mo="http://schemas.microsoft.com/office/mac/office/2008/main" xmlns:mc="http://schemas.openxmlformats.org/markup-compatibility/2006" xmlns:mv="urn:schemas-microsoft-com:mac:vml" xmlns:o="urn:schemas-microsoft-com:office:office" xmlns:r="http://schemas.openxmlformats.org/officeDocument/2006/relationships" xmlns:m="http://schemas.openxmlformats.org/officeDocument/2006/math" xmlns:v="urn:schemas-microsoft-com:vml" xmlns:wp14="http://schemas.microsoft.com/office/word/2010/wordprocessingDrawing" xmlns:wp="http://schemas.openxmlformats.org/drawingml/2006/wordprocessingDrawing" xmlns:w10="urn:schemas-microsoft-com:office:word" xmlns:w="http://schemas.openxmlformats.org/wordprocessingml/2006/main" xmlns:w14="http://schemas.microsoft.com/office/word/2010/wordml" xmlns:wpg="http://schemas.microsoft.com/office/word/2010/wordprocessingGroup" xmlns:wpi="http://schemas.microsoft.com/office/word/2010/wordprocessingInk" xmlns:wne="http://schemas.microsoft.com/office/word/2006/wordml" xmlns:wps="http://schemas.microsoft.com/office/word/2010/wordprocessingShape" mc:Ignorable="w14 wp14">
   <w:body>
     <w:p>
-      <w:pPr>
-        <w:pStyle w:val="Title"/>
-        <w:jc w:val="center"/>
-      </w:pPr>
-      <w:r>
-        <w:t>PROJECT SUNVAULT</w:t>
-      </w:r>
-    </w:p>
-    <w:p>
-      <w:pPr>
-        <w:jc w:val="center"/>
-      </w:pPr>
       <w:r>
         <w:rPr>
-          <w:b/>
+          <w:sz w:val="20"/>
         </w:rPr>
-        <w:t>INVESTMENT COMMITTEE MEMORANDUM</w:t>
+        <w:t>═══════════════════════════════════════════════════════════════════</w:t>
       </w:r>
     </w:p>
     <w:p>
       <w:r>
-        <w:t>115 MWac Solar + 50 MW/200 MWh BESS – ERCOT West</w:t>
+        <w:rPr>
+          <w:b/>
+          <w:sz w:val="24"/>
+        </w:rPr>
+        <w:t>LOTUS INFRASTRUCTURE PARTNERS</w:t>
+      </w:r>
+    </w:p>
+    <w:p>
+      <w:r>
+        <w:t>INVESTMENT COMMITTEE MEMORANDUM</w:t>
+      </w:r>
+    </w:p>
+    <w:p/>
+    <w:p>
+      <w:r>
+        <w:t>Asset: [Solar Project Name]</w:t>
+      </w:r>
+    </w:p>
+    <w:p>
+      <w:r>
+        <w:t>Date: ____________</w:t>
+      </w:r>
+    </w:p>
+    <w:p>
+      <w:r>
+        <w:t>Prepared By: ____________</w:t>
+      </w:r>
+    </w:p>
+    <w:p>
+      <w:r>
+        <w:rPr>
+          <w:sz w:val="20"/>
+        </w:rPr>
+        <w:t>═══════════════════════════════════════════════════════════════════</w:t>
       </w:r>
     </w:p>
     <w:p/>
@@ -32,674 +53,461 @@
       <w:r>
         <w:rPr>
           <w:b/>
+          <w:sz w:val="24"/>
         </w:rPr>
-        <w:t xml:space="preserve">RECOMMENDATION: </w:t>
-      </w:r>
-      <w:r>
-        <w:t>Proceed to final bid at $145mm</w:t>
+        <w:t>EXECUTIVE SUMMARY</w:t>
       </w:r>
     </w:p>
     <w:p>
       <w:r>
-        <w:t>────────────────────────────────────────────────────────────</w:t>
+        <w:rPr>
+          <w:sz w:val="20"/>
+        </w:rPr>
+        <w:t>─────────────────────────────────────────────────────────────────</w:t>
       </w:r>
     </w:p>
-    <w:p>
-      <w:pPr>
-        <w:pStyle w:val="Heading2"/>
-      </w:pPr>
-      <w:r>
-        <w:t>KEY METRICS</w:t>
-      </w:r>
-    </w:p>
-    <w:tbl>
-      <w:tblPr>
-        <w:tblStyle w:val="TableGrid"/>
-        <w:tblW w:type="auto" w:w="0"/>
-        <w:tblLook w:firstColumn="1" w:firstRow="1" w:lastColumn="0" w:lastRow="0" w:noHBand="0" w:noVBand="1" w:val="04A0"/>
-      </w:tblPr>
-      <w:tblGrid>
-        <w:gridCol w:w="2160"/>
-        <w:gridCol w:w="2160"/>
-        <w:gridCol w:w="2160"/>
-        <w:gridCol w:w="2160"/>
-      </w:tblGrid>
-      <w:tr>
-        <w:tc>
-          <w:tcPr>
-            <w:tcW w:type="dxa" w:w="2160"/>
-            <w:shd w:fill="1F4E79"/>
-          </w:tcPr>
-          <w:p>
-            <w:r>
-              <w:rPr>
-                <w:b/>
-              </w:rPr>
-              <w:t>Metric</w:t>
-            </w:r>
-          </w:p>
-        </w:tc>
-        <w:tc>
-          <w:tcPr>
-            <w:tcW w:type="dxa" w:w="2160"/>
-            <w:shd w:fill="1F4E79"/>
-          </w:tcPr>
-          <w:p>
-            <w:r>
-              <w:rPr>
-                <w:b/>
-              </w:rPr>
-              <w:t>Base Case</w:t>
-            </w:r>
-          </w:p>
-        </w:tc>
-        <w:tc>
-          <w:tcPr>
-            <w:tcW w:type="dxa" w:w="2160"/>
-            <w:shd w:fill="1F4E79"/>
-          </w:tcPr>
-          <w:p>
-            <w:r>
-              <w:rPr>
-                <w:b/>
-              </w:rPr>
-              <w:t>Downside</w:t>
-            </w:r>
-          </w:p>
-        </w:tc>
-        <w:tc>
-          <w:tcPr>
-            <w:tcW w:type="dxa" w:w="2160"/>
-            <w:shd w:fill="1F4E79"/>
-          </w:tcPr>
-          <w:p>
-            <w:r>
-              <w:rPr>
-                <w:b/>
-              </w:rPr>
-              <w:t>Upside</w:t>
-            </w:r>
-          </w:p>
-        </w:tc>
-      </w:tr>
-      <w:tr>
-        <w:tc>
-          <w:tcPr>
-            <w:tcW w:type="dxa" w:w="2160"/>
-          </w:tcPr>
-          <w:p>
-            <w:r>
-              <w:t>Entry EV</w:t>
-            </w:r>
-          </w:p>
-        </w:tc>
-        <w:tc>
-          <w:tcPr>
-            <w:tcW w:type="dxa" w:w="2160"/>
-          </w:tcPr>
-          <w:p>
-            <w:r>
-              <w:t>$145mm</w:t>
-            </w:r>
-          </w:p>
-        </w:tc>
-        <w:tc>
-          <w:tcPr>
-            <w:tcW w:type="dxa" w:w="2160"/>
-          </w:tcPr>
-          <w:p>
-            <w:r>
-              <w:t>-</w:t>
-            </w:r>
-          </w:p>
-        </w:tc>
-        <w:tc>
-          <w:tcPr>
-            <w:tcW w:type="dxa" w:w="2160"/>
-          </w:tcPr>
-          <w:p>
-            <w:r>
-              <w:t>-</w:t>
-            </w:r>
-          </w:p>
-        </w:tc>
-      </w:tr>
-      <w:tr>
-        <w:tc>
-          <w:tcPr>
-            <w:tcW w:type="dxa" w:w="2160"/>
-          </w:tcPr>
-          <w:p>
-            <w:r>
-              <w:t>Entry Multiple</w:t>
-            </w:r>
-          </w:p>
-        </w:tc>
-        <w:tc>
-          <w:tcPr>
-            <w:tcW w:type="dxa" w:w="2160"/>
-          </w:tcPr>
-          <w:p>
-            <w:r>
-              <w:t>9.2x Y1 EBITDA</w:t>
-            </w:r>
-          </w:p>
-        </w:tc>
-        <w:tc>
-          <w:tcPr>
-            <w:tcW w:type="dxa" w:w="2160"/>
-          </w:tcPr>
-          <w:p>
-            <w:r>
-              <w:t>-</w:t>
-            </w:r>
-          </w:p>
-        </w:tc>
-        <w:tc>
-          <w:tcPr>
-            <w:tcW w:type="dxa" w:w="2160"/>
-          </w:tcPr>
-          <w:p>
-            <w:r>
-              <w:t>-</w:t>
-            </w:r>
-          </w:p>
-        </w:tc>
-      </w:tr>
-      <w:tr>
-        <w:tc>
-          <w:tcPr>
-            <w:tcW w:type="dxa" w:w="2160"/>
-          </w:tcPr>
-          <w:p>
-            <w:r>
-              <w:t>Leverage</w:t>
-            </w:r>
-          </w:p>
-        </w:tc>
-        <w:tc>
-          <w:tcPr>
-            <w:tcW w:type="dxa" w:w="2160"/>
-          </w:tcPr>
-          <w:p>
-            <w:r>
-              <w:t>35%</w:t>
-            </w:r>
-          </w:p>
-        </w:tc>
-        <w:tc>
-          <w:tcPr>
-            <w:tcW w:type="dxa" w:w="2160"/>
-          </w:tcPr>
-          <w:p>
-            <w:r>
-              <w:t>-</w:t>
-            </w:r>
-          </w:p>
-        </w:tc>
-        <w:tc>
-          <w:tcPr>
-            <w:tcW w:type="dxa" w:w="2160"/>
-          </w:tcPr>
-          <w:p>
-            <w:r>
-              <w:t>-</w:t>
-            </w:r>
-          </w:p>
-        </w:tc>
-      </w:tr>
-      <w:tr>
-        <w:tc>
-          <w:tcPr>
-            <w:tcW w:type="dxa" w:w="2160"/>
-          </w:tcPr>
-          <w:p>
-            <w:r>
-              <w:t>Net Equity (post-ITC)</w:t>
-            </w:r>
-          </w:p>
-        </w:tc>
-        <w:tc>
-          <w:tcPr>
-            <w:tcW w:type="dxa" w:w="2160"/>
-          </w:tcPr>
-          <w:p>
-            <w:r>
-              <w:t>$55mm</w:t>
-            </w:r>
-          </w:p>
-        </w:tc>
-        <w:tc>
-          <w:tcPr>
-            <w:tcW w:type="dxa" w:w="2160"/>
-          </w:tcPr>
-          <w:p>
-            <w:r>
-              <w:t>-</w:t>
-            </w:r>
-          </w:p>
-        </w:tc>
-        <w:tc>
-          <w:tcPr>
-            <w:tcW w:type="dxa" w:w="2160"/>
-          </w:tcPr>
-          <w:p>
-            <w:r>
-              <w:t>-</w:t>
-            </w:r>
-          </w:p>
-        </w:tc>
-      </w:tr>
-      <w:tr>
-        <w:tc>
-          <w:tcPr>
-            <w:tcW w:type="dxa" w:w="2160"/>
-          </w:tcPr>
-          <w:p>
-            <w:r>
-              <w:t>Levered IRR</w:t>
-            </w:r>
-          </w:p>
-        </w:tc>
-        <w:tc>
-          <w:tcPr>
-            <w:tcW w:type="dxa" w:w="2160"/>
-          </w:tcPr>
-          <w:p>
-            <w:r>
-              <w:t>17.2%</w:t>
-            </w:r>
-          </w:p>
-        </w:tc>
-        <w:tc>
-          <w:tcPr>
-            <w:tcW w:type="dxa" w:w="2160"/>
-          </w:tcPr>
-          <w:p>
-            <w:r>
-              <w:t>13.8%</w:t>
-            </w:r>
-          </w:p>
-        </w:tc>
-        <w:tc>
-          <w:tcPr>
-            <w:tcW w:type="dxa" w:w="2160"/>
-          </w:tcPr>
-          <w:p>
-            <w:r>
-              <w:t>20.5%</w:t>
-            </w:r>
-          </w:p>
-        </w:tc>
-      </w:tr>
-      <w:tr>
-        <w:tc>
-          <w:tcPr>
-            <w:tcW w:type="dxa" w:w="2160"/>
-          </w:tcPr>
-          <w:p>
-            <w:r>
-              <w:t>MOIC</w:t>
-            </w:r>
-          </w:p>
-        </w:tc>
-        <w:tc>
-          <w:tcPr>
-            <w:tcW w:type="dxa" w:w="2160"/>
-          </w:tcPr>
-          <w:p>
-            <w:r>
-              <w:t>2.35x</w:t>
-            </w:r>
-          </w:p>
-        </w:tc>
-        <w:tc>
-          <w:tcPr>
-            <w:tcW w:type="dxa" w:w="2160"/>
-          </w:tcPr>
-          <w:p>
-            <w:r>
-              <w:t>2.05x</w:t>
-            </w:r>
-          </w:p>
-        </w:tc>
-        <w:tc>
-          <w:tcPr>
-            <w:tcW w:type="dxa" w:w="2160"/>
-          </w:tcPr>
-          <w:p>
-            <w:r>
-              <w:t>2.65x</w:t>
-            </w:r>
-          </w:p>
-        </w:tc>
-      </w:tr>
-      <w:tr>
-        <w:tc>
-          <w:tcPr>
-            <w:tcW w:type="dxa" w:w="2160"/>
-          </w:tcPr>
-          <w:p>
-            <w:r>
-              <w:t>Min DSCR</w:t>
-            </w:r>
-          </w:p>
-        </w:tc>
-        <w:tc>
-          <w:tcPr>
-            <w:tcW w:type="dxa" w:w="2160"/>
-          </w:tcPr>
-          <w:p>
-            <w:r>
-              <w:t>1.35x</w:t>
-            </w:r>
-          </w:p>
-        </w:tc>
-        <w:tc>
-          <w:tcPr>
-            <w:tcW w:type="dxa" w:w="2160"/>
-          </w:tcPr>
-          <w:p>
-            <w:r>
-              <w:t>1.28x</w:t>
-            </w:r>
-          </w:p>
-        </w:tc>
-        <w:tc>
-          <w:tcPr>
-            <w:tcW w:type="dxa" w:w="2160"/>
-          </w:tcPr>
-          <w:p>
-            <w:r>
-              <w:t>1.42x</w:t>
-            </w:r>
-          </w:p>
-        </w:tc>
-      </w:tr>
-    </w:tbl>
     <w:p/>
     <w:p>
-      <w:pPr>
-        <w:pStyle w:val="Heading2"/>
-      </w:pPr>
       <w:r>
-        <w:t>INVESTMENT THESIS</w:t>
+        <w:t>Transaction:     Acquisition of ___MW Solar + ___MWh BESS in [State]</w:t>
       </w:r>
     </w:p>
     <w:p>
       <w:r>
-        <w:t>• 10-year investment-grade PPA provides contracted revenue certainty, supporting sculpted debt structure</w:t>
+        <w:t>Entry EV:        $______mm</w:t>
       </w:r>
     </w:p>
     <w:p>
       <w:r>
-        <w:t>• 30% ITC reduces equity requirement by $43.5mm, significantly enhancing returns</w:t>
+        <w:t>Capital Structure: ____% Debt / ____% Equity</w:t>
       </w:r>
     </w:p>
     <w:p>
       <w:r>
-        <w:t>• BESS provides additional revenue streams (arbitrage, ancillary) with limited incremental risk</w:t>
+        <w:t>Levered IRR:     ____%</w:t>
       </w:r>
     </w:p>
     <w:p>
       <w:r>
-        <w:t>• Exit to yield-oriented infrastructure buyer at premium multiple (8.0x vs 6.5x for thermal)</w:t>
+        <w:t>MOIC:            ____x</w:t>
+      </w:r>
+    </w:p>
+    <w:p>
+      <w:r>
+        <w:t>Recommendation:  [ ] INVEST  [ ] PASS  [ ] CONDITIONAL</w:t>
       </w:r>
     </w:p>
     <w:p/>
     <w:p>
-      <w:pPr>
-        <w:pStyle w:val="Heading2"/>
-      </w:pPr>
       <w:r>
-        <w:t>KEY RISKS &amp; MITIGANTS</w:t>
-      </w:r>
-    </w:p>
-    <w:tbl>
-      <w:tblPr>
-        <w:tblStyle w:val="TableGrid"/>
-        <w:tblW w:type="auto" w:w="0"/>
-        <w:tblLook w:firstColumn="1" w:firstRow="1" w:lastColumn="0" w:lastRow="0" w:noHBand="0" w:noVBand="1" w:val="04A0"/>
-      </w:tblPr>
-      <w:tblGrid>
-        <w:gridCol w:w="2880"/>
-        <w:gridCol w:w="2880"/>
-        <w:gridCol w:w="2880"/>
-      </w:tblGrid>
-      <w:tr>
-        <w:tc>
-          <w:tcPr>
-            <w:tcW w:type="dxa" w:w="2880"/>
-            <w:shd w:fill="1F4E79"/>
-          </w:tcPr>
-          <w:p>
-            <w:r>
-              <w:rPr>
-                <w:b/>
-              </w:rPr>
-              <w:t>Risk</w:t>
-            </w:r>
-          </w:p>
-        </w:tc>
-        <w:tc>
-          <w:tcPr>
-            <w:tcW w:type="dxa" w:w="2880"/>
-            <w:shd w:fill="1F4E79"/>
-          </w:tcPr>
-          <w:p>
-            <w:r>
-              <w:rPr>
-                <w:b/>
-              </w:rPr>
-              <w:t>Probability</w:t>
-            </w:r>
-          </w:p>
-        </w:tc>
-        <w:tc>
-          <w:tcPr>
-            <w:tcW w:type="dxa" w:w="2880"/>
-            <w:shd w:fill="1F4E79"/>
-          </w:tcPr>
-          <w:p>
-            <w:r>
-              <w:rPr>
-                <w:b/>
-              </w:rPr>
-              <w:t>Mitigant</w:t>
-            </w:r>
-          </w:p>
-        </w:tc>
-      </w:tr>
-      <w:tr>
-        <w:tc>
-          <w:tcPr>
-            <w:tcW w:type="dxa" w:w="2880"/>
-          </w:tcPr>
-          <w:p>
-            <w:r>
-              <w:t>Degradation exceeds forecast</w:t>
-            </w:r>
-          </w:p>
-        </w:tc>
-        <w:tc>
-          <w:tcPr>
-            <w:tcW w:type="dxa" w:w="2880"/>
-          </w:tcPr>
-          <w:p>
-            <w:r>
-              <w:t>Low</w:t>
-            </w:r>
-          </w:p>
-        </w:tc>
-        <w:tc>
-          <w:tcPr>
-            <w:tcW w:type="dxa" w:w="2880"/>
-          </w:tcPr>
-          <w:p>
-            <w:r>
-              <w:t>Panel warranty covers 80% output at Y25; 0.5%/yr is conservative</w:t>
-            </w:r>
-          </w:p>
-        </w:tc>
-      </w:tr>
-      <w:tr>
-        <w:tc>
-          <w:tcPr>
-            <w:tcW w:type="dxa" w:w="2880"/>
-          </w:tcPr>
-          <w:p>
-            <w:r>
-              <w:t>BESS revenue volatility</w:t>
-            </w:r>
-          </w:p>
-        </w:tc>
-        <w:tc>
-          <w:tcPr>
-            <w:tcW w:type="dxa" w:w="2880"/>
-          </w:tcPr>
-          <w:p>
-            <w:r>
-              <w:t>Medium</w:t>
-            </w:r>
-          </w:p>
-        </w:tc>
-        <w:tc>
-          <w:tcPr>
-            <w:tcW w:type="dxa" w:w="2880"/>
-          </w:tcPr>
-          <w:p>
-            <w:r>
-              <w:t>BESS = 20% of revenue; PPA provides floor</w:t>
-            </w:r>
-          </w:p>
-        </w:tc>
-      </w:tr>
-      <w:tr>
-        <w:tc>
-          <w:tcPr>
-            <w:tcW w:type="dxa" w:w="2880"/>
-          </w:tcPr>
-          <w:p>
-            <w:r>
-              <w:t>Offtaker credit risk</w:t>
-            </w:r>
-          </w:p>
-        </w:tc>
-        <w:tc>
-          <w:tcPr>
-            <w:tcW w:type="dxa" w:w="2880"/>
-          </w:tcPr>
-          <w:p>
-            <w:r>
-              <w:t>Low</w:t>
-            </w:r>
-          </w:p>
-        </w:tc>
-        <w:tc>
-          <w:tcPr>
-            <w:tcW w:type="dxa" w:w="2880"/>
-          </w:tcPr>
-          <w:p>
-            <w:r>
-              <w:t>Investment-grade utility; standard security package</w:t>
-            </w:r>
-          </w:p>
-        </w:tc>
-      </w:tr>
-      <w:tr>
-        <w:tc>
-          <w:tcPr>
-            <w:tcW w:type="dxa" w:w="2880"/>
-          </w:tcPr>
-          <w:p>
-            <w:r>
-              <w:t>ITC recapture</w:t>
-            </w:r>
-          </w:p>
-        </w:tc>
-        <w:tc>
-          <w:tcPr>
-            <w:tcW w:type="dxa" w:w="2880"/>
-          </w:tcPr>
-          <w:p>
-            <w:r>
-              <w:t>Low</w:t>
-            </w:r>
-          </w:p>
-        </w:tc>
-        <w:tc>
-          <w:tcPr>
-            <w:tcW w:type="dxa" w:w="2880"/>
-          </w:tcPr>
-          <w:p>
-            <w:r>
-              <w:t>5-year recapture period; no change of control planned</w:t>
-            </w:r>
-          </w:p>
-        </w:tc>
-      </w:tr>
-    </w:tbl>
-    <w:p/>
-    <w:p>
-      <w:pPr>
-        <w:pStyle w:val="Heading2"/>
-      </w:pPr>
-      <w:r>
-        <w:t>ANTICIPATED IC Q&amp;A</w:t>
+        <w:rPr>
+          <w:sz w:val="20"/>
+        </w:rPr>
+        <w:t>─────────────────────────────────────────────────────────────────</w:t>
       </w:r>
     </w:p>
     <w:p>
       <w:r>
         <w:rPr>
           <w:b/>
+          <w:sz w:val="24"/>
         </w:rPr>
-        <w:t>Q: Why sculpted debt instead of sweep?</w:t>
-      </w:r>
-    </w:p>
-    <w:p>
-      <w:r>
-        <w:t>A: Contracted PPA provides predictable CFADS. Sculpting efficiently sizes debt service to maintain target DSCR, maximizing debt capacity.</w:t>
+        <w:t>INVESTMENT THESIS (3 Key Points)</w:t>
       </w:r>
     </w:p>
     <w:p>
       <w:r>
         <w:rPr>
-          <w:b/>
+          <w:sz w:val="20"/>
         </w:rPr>
-        <w:t>Q: How does ITC flow through S&amp;U?</w:t>
+        <w:t>─────────────────────────────────────────────────────────────────</w:t>
+      </w:r>
+    </w:p>
+    <w:p/>
+    <w:p>
+      <w:r>
+        <w:t>1. ________________________________________________________________</w:t>
       </w:r>
     </w:p>
     <w:p>
       <w:r>
-        <w:t>A: ITC is a "source" offsetting equity. Pre-ITC Equity ($98mm) - ITC ($43.5mm) = Net Equity ($55mm). You write a $55mm check, not $98mm.</w:t>
+        <w:t xml:space="preserve">   Supporting data: ________________________________________________</w:t>
+      </w:r>
+    </w:p>
+    <w:p/>
+    <w:p>
+      <w:r>
+        <w:t>2. ________________________________________________________________</w:t>
+      </w:r>
+    </w:p>
+    <w:p>
+      <w:r>
+        <w:t xml:space="preserve">   Supporting data: ________________________________________________</w:t>
+      </w:r>
+    </w:p>
+    <w:p/>
+    <w:p>
+      <w:r>
+        <w:t>3. ________________________________________________________________</w:t>
+      </w:r>
+    </w:p>
+    <w:p>
+      <w:r>
+        <w:t xml:space="preserve">   Supporting data: ________________________________________________</w:t>
+      </w:r>
+    </w:p>
+    <w:p/>
+    <w:p>
+      <w:r>
+        <w:rPr>
+          <w:sz w:val="20"/>
+        </w:rPr>
+        <w:t>─────────────────────────────────────────────────────────────────</w:t>
+      </w:r>
+    </w:p>
+    <w:p>
+      <w:r>
+        <w:t>KEY RISKS &amp; MITIGANTS</w:t>
       </w:r>
     </w:p>
     <w:p>
       <w:r>
         <w:rPr>
-          <w:b/>
+          <w:sz w:val="20"/>
         </w:rPr>
-        <w:t>Q: What happens to BESS revenue if volatility drops?</w:t>
+        <w:t>─────────────────────────────────────────────────────────────────</w:t>
+      </w:r>
+    </w:p>
+    <w:p/>
+    <w:p>
+      <w:r>
+        <w:t>Risk 1: ____________________________________________________________</w:t>
       </w:r>
     </w:p>
     <w:p>
       <w:r>
-        <w:t>A: Arbitrage revenue declines but ancillary services (frequency regulation) remain stable. PPA revenue is 80% of total – BESS is upside.</w:t>
+        <w:t xml:space="preserve">  Probability: [ ] High [ ] Med [ ] Low  |  Impact: [ ] High [ ] Med [ ] Low</w:t>
+      </w:r>
+    </w:p>
+    <w:p>
+      <w:r>
+        <w:t xml:space="preserve">  Mitigant: ________________________________________________________</w:t>
+      </w:r>
+    </w:p>
+    <w:p/>
+    <w:p>
+      <w:r>
+        <w:t>Risk 2: ____________________________________________________________</w:t>
+      </w:r>
+    </w:p>
+    <w:p>
+      <w:r>
+        <w:t xml:space="preserve">  Probability: [ ] High [ ] Med [ ] Low  |  Impact: [ ] High [ ] Med [ ] Low</w:t>
+      </w:r>
+    </w:p>
+    <w:p>
+      <w:r>
+        <w:t xml:space="preserve">  Mitigant: ________________________________________________________</w:t>
+      </w:r>
+    </w:p>
+    <w:p/>
+    <w:p>
+      <w:r>
+        <w:t>Risk 3: ____________________________________________________________</w:t>
+      </w:r>
+    </w:p>
+    <w:p>
+      <w:r>
+        <w:t xml:space="preserve">  Probability: [ ] High [ ] Med [ ] Low  |  Impact: [ ] High [ ] Med [ ] Low</w:t>
+      </w:r>
+    </w:p>
+    <w:p>
+      <w:r>
+        <w:t xml:space="preserve">  Mitigant: ________________________________________________________</w:t>
+      </w:r>
+    </w:p>
+    <w:p/>
+    <w:p>
+      <w:r>
+        <w:rPr>
+          <w:sz w:val="20"/>
+        </w:rPr>
+        <w:t>─────────────────────────────────────────────────────────────────</w:t>
+      </w:r>
+    </w:p>
+    <w:p>
+      <w:r>
+        <w:t>SENSITIVITY ANALYSIS</w:t>
       </w:r>
     </w:p>
     <w:p>
       <w:r>
         <w:rPr>
-          <w:b/>
+          <w:sz w:val="20"/>
         </w:rPr>
-        <w:t>Q: Why Y7 augmentation capex?</w:t>
+        <w:t>─────────────────────────────────────────────────────────────────</w:t>
+      </w:r>
+    </w:p>
+    <w:p/>
+    <w:p>
+      <w:r>
+        <w:t>Base Case IRR: ____%</w:t>
+      </w:r>
+    </w:p>
+    <w:p/>
+    <w:p>
+      <w:r>
+        <w:t>Key Sensitivities:</w:t>
       </w:r>
     </w:p>
     <w:p>
       <w:r>
-        <w:t>A: Battery capacity degrades 2-3% annually. Y7 augmentation ($5mm) restores capacity to maintain contracted services. Factor into CFADS.</w:t>
+        <w:t xml:space="preserve">  • Entry EV +5%:           IRR → ____%</w:t>
       </w:r>
     </w:p>
+    <w:p>
+      <w:r>
+        <w:t xml:space="preserve">  • Exit Multiple -0.5x:    IRR → ____%</w:t>
+      </w:r>
+    </w:p>
+    <w:p>
+      <w:r>
+        <w:t xml:space="preserve">  • PPA price -10%:      IRR → ____%</w:t>
+      </w:r>
+    </w:p>
+    <w:p/>
+    <w:p>
+      <w:r>
+        <w:t>Downside Case IRR: ____% (assumptions: ___________________________)</w:t>
+      </w:r>
+    </w:p>
+    <w:p>
+      <w:r>
+        <w:t>Break-even PPA price: _______________</w:t>
+      </w:r>
+    </w:p>
+    <w:p/>
+    <w:p>
+      <w:r>
+        <w:rPr>
+          <w:sz w:val="20"/>
+        </w:rPr>
+        <w:t>─────────────────────────────────────────────────────────────────</w:t>
+      </w:r>
+    </w:p>
+    <w:p>
+      <w:r>
+        <w:t>DEAL STRUCTURE</w:t>
+      </w:r>
+    </w:p>
+    <w:p>
+      <w:r>
+        <w:rPr>
+          <w:sz w:val="20"/>
+        </w:rPr>
+        <w:t>─────────────────────────────────────────────────────────────────</w:t>
+      </w:r>
+    </w:p>
+    <w:p/>
+    <w:p>
+      <w:r>
+        <w:t>SOURCES                          USES</w:t>
+      </w:r>
+    </w:p>
+    <w:p>
+      <w:r>
+        <w:t xml:space="preserve">  Debt:      $______mm (___%)      Purchase Price:  $______mm</w:t>
+      </w:r>
+    </w:p>
+    <w:p>
+      <w:r>
+        <w:t xml:space="preserve">  Equity:    $______mm (___%)      Transaction Fees: $______mm</w:t>
+      </w:r>
+    </w:p>
+    <w:p>
+      <w:r>
+        <w:t xml:space="preserve">                                   DSRA Funding:     $______mm</w:t>
+      </w:r>
+    </w:p>
+    <w:p>
+      <w:r>
+        <w:rPr>
+          <w:sz w:val="20"/>
+        </w:rPr>
+        <w:t xml:space="preserve">  ─────────────────────            ─────────────────────</w:t>
+      </w:r>
+    </w:p>
+    <w:p>
+      <w:r>
+        <w:t xml:space="preserve">  Total:     $______mm             Total:           $______mm</w:t>
+      </w:r>
+    </w:p>
+    <w:p/>
+    <w:p>
+      <w:r>
+        <w:t>Debt Terms:</w:t>
+      </w:r>
+    </w:p>
+    <w:p>
+      <w:r>
+        <w:t xml:space="preserve">  • Rate: ____% | Tenor: ____ years | Amortization: [ ] Straight [ ] Sweep [ ] Sculpt</w:t>
+      </w:r>
+    </w:p>
+    <w:p>
+      <w:r>
+        <w:t xml:space="preserve">  • DSCR Covenant: ____x | DSRA: ____ months</w:t>
+      </w:r>
+    </w:p>
+    <w:p/>
+    <w:p>
+      <w:r>
+        <w:rPr>
+          <w:sz w:val="20"/>
+        </w:rPr>
+        <w:t>─────────────────────────────────────────────────────────────────</w:t>
+      </w:r>
+    </w:p>
+    <w:p>
+      <w:r>
+        <w:t>DUE DILIGENCE PRIORITIES</w:t>
+      </w:r>
+    </w:p>
+    <w:p>
+      <w:r>
+        <w:rPr>
+          <w:sz w:val="20"/>
+        </w:rPr>
+        <w:t>─────────────────────────────────────────────────────────────────</w:t>
+      </w:r>
+    </w:p>
+    <w:p/>
+    <w:p>
+      <w:r>
+        <w:t>[ ] Technical: ______________________________________________________</w:t>
+      </w:r>
+    </w:p>
+    <w:p>
+      <w:r>
+        <w:t>[ ] Commercial: _____________________________________________________</w:t>
+      </w:r>
+    </w:p>
+    <w:p>
+      <w:r>
+        <w:t>[ ] Legal/Regulatory: _______________________________________________</w:t>
+      </w:r>
+    </w:p>
+    <w:p>
+      <w:r>
+        <w:t>[ ] Environmental: __________________________________________________</w:t>
+      </w:r>
+    </w:p>
+    <w:p/>
+    <w:p>
+      <w:r>
+        <w:rPr>
+          <w:sz w:val="20"/>
+        </w:rPr>
+        <w:t>─────────────────────────────────────────────────────────────────</w:t>
+      </w:r>
+    </w:p>
+    <w:p>
+      <w:r>
+        <w:t>RECOMMENDATION</w:t>
+      </w:r>
+    </w:p>
+    <w:p>
+      <w:r>
+        <w:rPr>
+          <w:sz w:val="20"/>
+        </w:rPr>
+        <w:t>─────────────────────────────────────────────────────────────────</w:t>
+      </w:r>
+    </w:p>
+    <w:p/>
+    <w:p>
+      <w:r>
+        <w:t>________________________________________________________________</w:t>
+      </w:r>
+    </w:p>
+    <w:p>
+      <w:r>
+        <w:t>________________________________________________________________</w:t>
+      </w:r>
+    </w:p>
+    <w:p>
+      <w:r>
+        <w:t>________________________________________________________________</w:t>
+      </w:r>
+    </w:p>
+    <w:p/>
+    <w:p>
+      <w:r>
+        <w:rPr>
+          <w:sz w:val="20"/>
+        </w:rPr>
+        <w:t>═══════════════════════════════════════════════════════════════════</w:t>
+      </w:r>
+    </w:p>
+    <w:p/>
+    <w:p>
+      <w:r>
+        <w:rPr>
+          <w:sz w:val="20"/>
+        </w:rPr>
+        <w:t>─────────────────────────────────────────────────────────────────</w:t>
+      </w:r>
+    </w:p>
+    <w:p>
+      <w:r>
+        <w:t>SOLAR-SPECIFIC CONSIDERATIONS</w:t>
+      </w:r>
+    </w:p>
+    <w:p>
+      <w:r>
+        <w:rPr>
+          <w:sz w:val="20"/>
+        </w:rPr>
+        <w:t>─────────────────────────────────────────────────────────────────</w:t>
+      </w:r>
+    </w:p>
+    <w:p/>
+    <w:p>
+      <w:r>
+        <w:t>[ ] Capacity factor: ____% (Y10 output = ____% of Y1)</w:t>
+      </w:r>
+    </w:p>
+    <w:p>
+      <w:r>
+        <w:t>[ ] Degradation: ____% per year</w:t>
+      </w:r>
+    </w:p>
+    <w:p>
+      <w:r>
+        <w:t>[ ] ITC/PTC status: [ ] Claimed [ ] Remaining [ ] N/A</w:t>
+      </w:r>
+    </w:p>
+    <w:p>
+      <w:r>
+        <w:t>[ ] Curtailment risk: ____% historical, ____% assumed</w:t>
+      </w:r>
+    </w:p>
+    <w:p>
+      <w:r>
+        <w:t>[ ] Battery revenue: [ ] Arbitrage [ ] Ancillary [ ] Capacity</w:t>
+      </w:r>
+    </w:p>
+    <w:p>
+      <w:r>
+        <w:t>[ ] Inverter replacement: Year ____, $____mm estimated</w:t>
+      </w:r>
+    </w:p>
+    <w:p>
+      <w:r>
+        <w:t>[ ] Panel warranty: ____ years remaining</w:t>
+      </w:r>
+    </w:p>
+    <w:p/>
+    <w:p/>
     <w:sectPr>
       <w:pgSz w:w="12240" w:h="15840"/>
       <w:pgMar w:top="1440" w:right="1800" w:bottom="1440" w:left="1800" w:header="720" w:footer="720" w:gutter="0"/>
